--- a/spa/docx/18.content.docx
+++ b/spa/docx/18.content.docx
@@ -358,18 +358,12 @@
         </w:rPr>
         <w:t xml:space="preserve"> en </w:t>
       </w:r>
-      <w:hyperlink r:id="rId13">
-        <w:r>
-          <w:rPr>
-            <w:lang w:val="es_ES" w:bidi="es_ES"/>
-          </w:rPr>
-          <w:rPr>
-            <w:color w:val="0000EE"/>
-            <w:u w:val="single"/>
-          </w:rPr>
-          <w:t>Job 9:9</w:t>
-        </w:r>
-      </w:hyperlink>
+      <w:r>
+        <w:rPr>
+          <w:lang w:val="es_ES" w:bidi="es_ES"/>
+        </w:rPr>
+        <w:t>Job 9:9</w:t>
+      </w:r>
       <w:r>
         <w:rPr>
           <w:lang w:val="es_ES" w:bidi="es_ES"/>
